--- a/Final Report.docx
+++ b/Final Report.docx
@@ -4917,97 +4917,68 @@
       <w:pPr>
         <w:pStyle w:val="Heading1"/>
       </w:pPr>
+      <w:bookmarkStart w:id="8" w:name="_Toc226061230"/>
+      <w:r>
+        <w:t>Chapter 2: Review of Literature</w:t>
+      </w:r>
+      <w:bookmarkEnd w:id="8"/>
     </w:p>
     <w:p>
       <w:pPr>
-        <w:pStyle w:val="Heading1"/>
+        <w:pStyle w:val="Heading2"/>
       </w:pPr>
+      <w:r>
+        <w:t>1.Part 1</w:t>
+      </w:r>
     </w:p>
     <w:p>
-      <w:pPr>
-        <w:pStyle w:val="Heading1"/>
-      </w:pPr>
+      <w:r>
+        <w:t xml:space="preserve">Digital Healthcare emerged as one of the most </w:t>
+      </w:r>
+      <w:r>
+        <w:t>substantial evolutions</w:t>
+      </w:r>
+      <w:r>
+        <w:t xml:space="preserve"> in the delivery of medical services which encompasses electronic health systems, mobile health applications, telemedicine, artificial intelligence, and big data </w:t>
+      </w:r>
+      <w:r>
+        <w:t>analytics (</w:t>
+      </w:r>
+      <w:r>
+        <w:t xml:space="preserve">World Health Organization,2021). Digital healthcare platform utilizes telecommunication infrastructure to make medical services accessible by eliminating the limitations of the conventional healthcare delivery like geographical constraints, institutional capacities, and physical availability of medical </w:t>
+      </w:r>
+      <w:r>
+        <w:t>professionals (</w:t>
+      </w:r>
+      <w:r>
+        <w:t xml:space="preserve">Ismail et al,2024). </w:t>
+      </w:r>
+      <w:r>
+        <w:t>Telecommunication is a key dimension of digital health which makes it accessible for patients to communication with health professionals using electronic means to receive consultation, diagnosis and monitoring without having the need for the both parties to be present in the same location (PMC,2024).</w:t>
+      </w:r>
     </w:p>
-    <w:p>
-      <w:pPr>
-        <w:pStyle w:val="Heading1"/>
-      </w:pPr>
-    </w:p>
-    <w:p>
-      <w:pPr>
-        <w:pStyle w:val="Heading1"/>
-      </w:pPr>
-    </w:p>
-    <w:p>
-      <w:pPr>
-        <w:pStyle w:val="Heading1"/>
-      </w:pPr>
-    </w:p>
-    <w:p>
-      <w:pPr>
-        <w:pStyle w:val="Heading1"/>
-      </w:pPr>
-    </w:p>
-    <w:p>
-      <w:pPr>
-        <w:pStyle w:val="Heading1"/>
-      </w:pPr>
-    </w:p>
-    <w:p>
-      <w:pPr>
-        <w:pStyle w:val="Heading1"/>
-      </w:pPr>
-    </w:p>
-    <w:p>
-      <w:pPr>
-        <w:pStyle w:val="Heading1"/>
-      </w:pPr>
-    </w:p>
-    <w:p>
-      <w:pPr>
-        <w:pStyle w:val="Heading1"/>
-      </w:pPr>
-    </w:p>
-    <w:p>
-      <w:pPr>
-        <w:pStyle w:val="Heading1"/>
-      </w:pPr>
-    </w:p>
-    <w:p>
-      <w:pPr>
-        <w:pStyle w:val="Heading1"/>
-      </w:pPr>
-    </w:p>
-    <w:p>
-      <w:pPr>
-        <w:pStyle w:val="Heading1"/>
-      </w:pPr>
-    </w:p>
-    <w:p>
-      <w:pPr>
-        <w:pStyle w:val="Heading1"/>
-      </w:pPr>
-    </w:p>
-    <w:p>
-      <w:pPr>
-        <w:pStyle w:val="Heading1"/>
-      </w:pPr>
-    </w:p>
-    <w:p>
-      <w:pPr>
-        <w:pStyle w:val="Heading1"/>
-      </w:pPr>
-    </w:p>
-    <w:p>
-      <w:pPr>
-        <w:pStyle w:val="Heading1"/>
-      </w:pPr>
-      <w:bookmarkStart w:id="8" w:name="_Toc226061230"/>
-      <w:r>
-        <w:t>Chapter 2: Review of Literature</w:t>
-      </w:r>
-      <w:bookmarkEnd w:id="8"/>
-    </w:p>
+    <w:p/>
+    <w:p/>
+    <w:p/>
+    <w:p/>
+    <w:p/>
+    <w:p/>
+    <w:p/>
+    <w:p/>
+    <w:p/>
+    <w:p/>
+    <w:p/>
+    <w:p/>
+    <w:p/>
+    <w:p/>
+    <w:p/>
+    <w:p/>
+    <w:p/>
+    <w:p/>
+    <w:p/>
+    <w:p/>
+    <w:p/>
+    <w:p/>
     <w:p>
       <w:pPr>
         <w:pStyle w:val="Heading1"/>
@@ -5034,7 +5005,6 @@
       </w:pPr>
       <w:bookmarkStart w:id="11" w:name="_Toc226061233"/>
       <w:r>
-        <w:lastRenderedPageBreak/>
         <w:t>Chapter 5: Product Design</w:t>
       </w:r>
       <w:bookmarkEnd w:id="11"/>
@@ -5337,6 +5307,7 @@
                 <w:rPr>
                   <w:noProof/>
                 </w:rPr>
+                <w:lastRenderedPageBreak/>
                 <w:t xml:space="preserve">World Health Organization, 2023. </w:t>
               </w:r>
               <w:r>
@@ -5937,6 +5908,29 @@
       <w:szCs w:val="32"/>
     </w:rPr>
   </w:style>
+  <w:style w:type="paragraph" w:styleId="Heading2">
+    <w:name w:val="heading 2"/>
+    <w:basedOn w:val="Normal"/>
+    <w:next w:val="Normal"/>
+    <w:link w:val="Heading2Char"/>
+    <w:uiPriority w:val="9"/>
+    <w:unhideWhenUsed/>
+    <w:qFormat/>
+    <w:rsid w:val="00C564BF"/>
+    <w:pPr>
+      <w:keepNext/>
+      <w:keepLines/>
+      <w:spacing w:before="40" w:after="0"/>
+      <w:outlineLvl w:val="1"/>
+    </w:pPr>
+    <w:rPr>
+      <w:rFonts w:asciiTheme="majorHAnsi" w:eastAsiaTheme="majorEastAsia" w:hAnsiTheme="majorHAnsi" w:cstheme="majorBidi"/>
+      <w:b/>
+      <w:color w:val="000000" w:themeColor="text1"/>
+      <w:sz w:val="24"/>
+      <w:szCs w:val="26"/>
+    </w:rPr>
+  </w:style>
   <w:style w:type="character" w:default="1" w:styleId="DefaultParagraphFont">
     <w:name w:val="Default Paragraph Font"/>
     <w:uiPriority w:val="1"/>
@@ -6104,6 +6098,20 @@
     <w:uiPriority w:val="37"/>
     <w:unhideWhenUsed/>
     <w:rsid w:val="00DB4F97"/>
+  </w:style>
+  <w:style w:type="character" w:customStyle="1" w:styleId="Heading2Char">
+    <w:name w:val="Heading 2 Char"/>
+    <w:basedOn w:val="DefaultParagraphFont"/>
+    <w:link w:val="Heading2"/>
+    <w:uiPriority w:val="9"/>
+    <w:rsid w:val="00C564BF"/>
+    <w:rPr>
+      <w:rFonts w:asciiTheme="majorHAnsi" w:eastAsiaTheme="majorEastAsia" w:hAnsiTheme="majorHAnsi" w:cstheme="majorBidi"/>
+      <w:b/>
+      <w:color w:val="000000" w:themeColor="text1"/>
+      <w:sz w:val="24"/>
+      <w:szCs w:val="26"/>
+    </w:rPr>
   </w:style>
 </w:styles>
 </file>

--- a/Final Report.docx
+++ b/Final Report.docx
@@ -4942,10 +4942,42 @@
         <w:t xml:space="preserve"> in the delivery of medical services which encompasses electronic health systems, mobile health applications, telemedicine, artificial intelligence, and big data </w:t>
       </w:r>
       <w:r>
-        <w:t>analytics (</w:t>
-      </w:r>
-      <w:r>
-        <w:t xml:space="preserve">World Health Organization,2021). Digital healthcare platform utilizes telecommunication infrastructure to make medical services accessible by eliminating the limitations of the conventional healthcare delivery like geographical constraints, institutional capacities, and physical availability of medical </w:t>
+        <w:t>analytics</w:t>
+      </w:r>
+      <w:sdt>
+        <w:sdtPr>
+          <w:id w:val="-1938980177"/>
+          <w:citation/>
+        </w:sdtPr>
+        <w:sdtContent>
+          <w:r>
+            <w:fldChar w:fldCharType="begin"/>
+          </w:r>
+          <w:r>
+            <w:instrText xml:space="preserve">CITATION Wor21 \l 1033 </w:instrText>
+          </w:r>
+          <w:r>
+            <w:fldChar w:fldCharType="separate"/>
+          </w:r>
+          <w:r>
+            <w:rPr>
+              <w:noProof/>
+            </w:rPr>
+            <w:t xml:space="preserve"> </w:t>
+          </w:r>
+          <w:r>
+            <w:rPr>
+              <w:noProof/>
+            </w:rPr>
+            <w:t>(World Health Organization, 2021)</w:t>
+          </w:r>
+          <w:r>
+            <w:fldChar w:fldCharType="end"/>
+          </w:r>
+        </w:sdtContent>
+      </w:sdt>
+      <w:r>
+        <w:t xml:space="preserve">. Digital healthcare platform utilizes telecommunication infrastructure to make medical services accessible by eliminating the limitations of the conventional healthcare delivery like geographical constraints, institutional capacities, and physical availability of medical </w:t>
       </w:r>
       <w:r>
         <w:t>professionals (</w:t>
@@ -4957,7 +4989,14 @@
         <w:t>Telecommunication is a key dimension of digital health which makes it accessible for patients to communication with health professionals using electronic means to receive consultation, diagnosis and monitoring without having the need for the both parties to be present in the same location (PMC,2024).</w:t>
       </w:r>
     </w:p>
-    <w:p/>
+    <w:p>
+      <w:r>
+        <w:t>The emergence of digital healthcare system can be traced down to the mid-twentieth century, when research in telecardiology showed that clinical interpretation is possible with the remote transmission of physiological data. However, Digital Healthcare platforms were found to be widely adopted and commercialized only in 2000s with the growth of broadband internet and smart phones. Later COVID-19 caused an extraordinary increase in its usage as healthcare providers worldwide started implementing remote consultation systems (Ismail et.al,2024). This technological shift enabled medical professionals to work more efficiently while the intelligent system served to reduce the administrative burden (Topol,2019).  The World Health organization’s Global Strategy on Digital Health 2020-2025</w:t>
+      </w:r>
+      <w:r>
+        <w:t xml:space="preserve"> established digital health as a strategic global priority which requires member states to implement digital technologies into their national health systems to promote equitable access to healthcare (World Health Organization,2021).</w:t>
+      </w:r>
+    </w:p>
     <w:p/>
     <w:p/>
     <w:p/>
@@ -5235,6 +5274,7 @@
                 <w:rPr>
                   <w:noProof/>
                 </w:rPr>
+                <w:lastRenderedPageBreak/>
                 <w:t xml:space="preserve">Hadian, M. et al., 2022. Challenges of Implementing Telemedicine Technology: A systematized Review. </w:t>
               </w:r>
             </w:p>
@@ -5307,7 +5347,6 @@
                 <w:rPr>
                   <w:noProof/>
                 </w:rPr>
-                <w:lastRenderedPageBreak/>
                 <w:t xml:space="preserve">World Health Organization, 2023. </w:t>
               </w:r>
               <w:r>
@@ -6661,11 +6700,24 @@
     <b:Year>2021</b:Year>
     <b:RefOrder>9</b:RefOrder>
   </b:Source>
+  <b:Source>
+    <b:Tag>Wor21</b:Tag>
+    <b:SourceType>Book</b:SourceType>
+    <b:Guid>{BC7EE93E-028D-4940-9091-229BDB61DC0A}</b:Guid>
+    <b:Title>Global strategy on digital health 2020-2025</b:Title>
+    <b:Year>2021</b:Year>
+    <b:Author>
+      <b:Author>
+        <b:Corporate>World Health Organization</b:Corporate>
+      </b:Author>
+    </b:Author>
+    <b:RefOrder>10</b:RefOrder>
+  </b:Source>
 </b:Sources>
 </file>
 
 <file path=customXml/itemProps1.xml><?xml version="1.0" encoding="utf-8"?>
-<ds:datastoreItem xmlns:ds="http://schemas.openxmlformats.org/officeDocument/2006/customXml" ds:itemID="{61EDB2D8-83B4-4FDA-BFA8-DE2855A8EA67}">
+<ds:datastoreItem xmlns:ds="http://schemas.openxmlformats.org/officeDocument/2006/customXml" ds:itemID="{B30D8B3A-93AE-43E7-AAFB-3D663AC6CA97}">
   <ds:schemaRefs>
     <ds:schemaRef ds:uri="http://schemas.openxmlformats.org/officeDocument/2006/bibliography"/>
   </ds:schemaRefs>

--- a/Final Report.docx
+++ b/Final Report.docx
@@ -85,7 +85,7 @@
                         </pic:cNvPicPr>
                       </pic:nvPicPr>
                       <pic:blipFill>
-                        <a:blip r:embed="rId7"/>
+                        <a:blip r:embed="rId8"/>
                         <a:srcRect/>
                         <a:stretch>
                           <a:fillRect/>
@@ -153,7 +153,7 @@
                         </pic:cNvPicPr>
                       </pic:nvPicPr>
                       <pic:blipFill>
-                        <a:blip r:embed="rId8" cstate="print"/>
+                        <a:blip r:embed="rId9" cstate="print"/>
                         <a:srcRect/>
                         <a:stretch>
                           <a:fillRect/>
@@ -3021,7 +3021,7 @@
     <w:p>
       <w:pPr>
         <w:sectPr>
-          <w:footerReference w:type="default" r:id="rId9"/>
+          <w:footerReference w:type="default" r:id="rId10"/>
           <w:pgSz w:w="12240" w:h="15840"/>
           <w:pgMar w:top="1440" w:right="1440" w:bottom="1440" w:left="1440" w:header="720" w:footer="720" w:gutter="0"/>
           <w:pgNumType w:fmt="lowerRoman"/>
@@ -4926,9 +4926,13 @@
     <w:p>
       <w:pPr>
         <w:pStyle w:val="Heading2"/>
+        <w:numPr>
+          <w:ilvl w:val="1"/>
+          <w:numId w:val="2"/>
+        </w:numPr>
       </w:pPr>
       <w:r>
-        <w:t>1.Part 1</w:t>
+        <w:t>Understanding Digital Healthcare: Definitions and Context</w:t>
       </w:r>
     </w:p>
     <w:p>
@@ -4997,8 +5001,76 @@
         <w:t xml:space="preserve"> established digital health as a strategic global priority which requires member states to implement digital technologies into their national health systems to promote equitable access to healthcare (World Health Organization,2021).</w:t>
       </w:r>
     </w:p>
-    <w:p/>
-    <w:p/>
+    <w:p>
+      <w:r>
+        <w:t>2.2 Market Relevance and the Need for an Intelligent System</w:t>
+      </w:r>
+    </w:p>
+    <w:p>
+      <w:r>
+        <w:t>The commercial importance of digital</w:t>
+      </w:r>
+      <w:r>
+        <w:t xml:space="preserve"> healthcare </w:t>
+      </w:r>
+      <w:r>
+        <w:t>platform is illustrated by solid market statistics.</w:t>
+      </w:r>
+      <w:r>
+        <w:t xml:space="preserve"> In 2024, the global telemedicine market was valued at USD 141.19 billion approximately which is </w:t>
+      </w:r>
+      <w:r>
+        <w:t xml:space="preserve">projected to grow to </w:t>
+      </w:r>
+      <w:r>
+        <w:t xml:space="preserve">USD 380.33 billion by 2030 with a compound annual growth of 17.55% (Grand View Research,2024). Similarly, the global </w:t>
+      </w:r>
+      <w:r>
+        <w:t xml:space="preserve">valuation of AI in </w:t>
+      </w:r>
+      <w:r>
+        <w:t xml:space="preserve">healthcare market </w:t>
+      </w:r>
+      <w:r>
+        <w:t xml:space="preserve">was </w:t>
+      </w:r>
+      <w:r>
+        <w:t>USD 26.57 billion in 2024 which</w:t>
+      </w:r>
+      <w:r>
+        <w:t>,</w:t>
+      </w:r>
+      <w:r>
+        <w:t xml:space="preserve"> will </w:t>
+      </w:r>
+      <w:r>
+        <w:t xml:space="preserve">be </w:t>
+      </w:r>
+      <w:r>
+        <w:t xml:space="preserve">USD 505.59 billion </w:t>
+      </w:r>
+      <w:r>
+        <w:t>with</w:t>
+      </w:r>
+      <w:r>
+        <w:t xml:space="preserve"> 38.81% compound annual growth rate</w:t>
+      </w:r>
+      <w:r>
+        <w:t xml:space="preserve"> </w:t>
+      </w:r>
+      <w:r>
+        <w:t xml:space="preserve">(Research and Markets,2024). A study by Microsoft and IDC carried out on 2014 reported that 79% of healthcare organizations are using AI to generate a return of USD 3.20 for </w:t>
+      </w:r>
+      <w:r>
+        <w:t>every USD 1 invested (Grand View Research,2024). This data shows the viability of creating intelligent digital platforms on a larger scale. More than half of the global population still lacks the access to essential health services despite the growth of digital platforms which have the potential to address this gap</w:t>
+      </w:r>
+      <w:r>
+        <w:t xml:space="preserve"> </w:t>
+      </w:r>
+      <w:r>
+        <w:t>(World Health Organization,2021).</w:t>
+      </w:r>
+    </w:p>
     <w:p/>
     <w:p/>
     <w:p/>
@@ -5024,6 +5096,7 @@
       </w:pPr>
       <w:bookmarkStart w:id="9" w:name="_Toc226061231"/>
       <w:r>
+        <w:lastRenderedPageBreak/>
         <w:t>Chapter 3: Review of Technology</w:t>
       </w:r>
       <w:bookmarkEnd w:id="9"/>
@@ -5274,7 +5347,6 @@
                 <w:rPr>
                   <w:noProof/>
                 </w:rPr>
-                <w:lastRenderedPageBreak/>
                 <w:t xml:space="preserve">Hadian, M. et al., 2022. Challenges of Implementing Telemedicine Technology: A systematized Review. </w:t>
               </w:r>
             </w:p>
@@ -5385,6 +5457,7 @@
       </w:pPr>
       <w:bookmarkStart w:id="18" w:name="_Toc226061240"/>
       <w:r>
+        <w:lastRenderedPageBreak/>
         <w:t>Appendices</w:t>
       </w:r>
       <w:bookmarkEnd w:id="18"/>
@@ -5523,6 +5596,219 @@
     </w:p>
   </w:footnote>
 </w:footnotes>
+</file>
+
+<file path=word/numbering.xml><?xml version="1.0" encoding="utf-8"?>
+<w:numbering xmlns:wpc="http://schemas.microsoft.com/office/word/2010/wordprocessingCanvas" xmlns:cx="http://schemas.microsoft.com/office/drawing/2014/chartex" xmlns:cx1="http://schemas.microsoft.com/office/drawing/2015/9/8/chartex" xmlns:cx2="http://schemas.microsoft.com/office/drawing/2015/10/21/chartex" xmlns:cx3="http://schemas.microsoft.com/office/drawing/2016/5/9/chartex" xmlns:cx4="http://schemas.microsoft.com/office/drawing/2016/5/10/chartex" xmlns:cx5="http://schemas.microsoft.com/office/drawing/2016/5/11/chartex" xmlns:cx6="http://schemas.microsoft.com/office/drawing/2016/5/12/chartex" xmlns:cx7="http://schemas.microsoft.com/office/drawing/2016/5/13/chartex" xmlns:cx8="http://schemas.microsoft.com/office/drawing/2016/5/14/chartex" xmlns:mc="http://schemas.openxmlformats.org/markup-compatibility/2006" xmlns:aink="http://schemas.microsoft.com/office/drawing/2016/ink" xmlns:am3d="http://schemas.microsoft.com/office/drawing/2017/model3d" xmlns:o="urn:schemas-microsoft-com:office:office" xmlns:oel="http://schemas.microsoft.com/office/2019/extlst" xmlns:r="http://schemas.openxmlformats.org/officeDocument/2006/relationships" xmlns:m="http://schemas.openxmlformats.org/officeDocument/2006/math" xmlns:v="urn:schemas-microsoft-com:vml" xmlns:wp14="http://schemas.microsoft.com/office/word/2010/wordprocessingDrawing" xmlns:wp="http://schemas.openxmlformats.org/drawingml/2006/wordprocessingDrawing" xmlns:w10="urn:schemas-microsoft-com:office:word" xmlns:w="http://schemas.openxmlformats.org/wordprocessingml/2006/main" xmlns:w14="http://schemas.microsoft.com/office/word/2010/wordml" xmlns:w15="http://schemas.microsoft.com/office/word/2012/wordml" xmlns:w16cex="http://schemas.microsoft.com/office/word/2018/wordml/cex" xmlns:w16cid="http://schemas.microsoft.com/office/word/2016/wordml/cid" xmlns:w16="http://schemas.microsoft.com/office/word/2018/wordml" xmlns:w16du="http://schemas.microsoft.com/office/word/2023/wordml/word16du" xmlns:w16sdtdh="http://schemas.microsoft.com/office/word/2020/wordml/sdtdatahash" xmlns:w16sdtfl="http://schemas.microsoft.com/office/word/2024/wordml/sdtformatlock" xmlns:w16se="http://schemas.microsoft.com/office/word/2015/wordml/symex" xmlns:wpg="http://schemas.microsoft.com/office/word/2010/wordprocessingGroup" xmlns:wpi="http://schemas.microsoft.com/office/word/2010/wordprocessingInk" xmlns:wne="http://schemas.microsoft.com/office/word/2006/wordml" xmlns:wps="http://schemas.microsoft.com/office/word/2010/wordprocessingShape" mc:Ignorable="w14 w15 w16se w16cid w16 w16cex w16sdtdh w16sdtfl w16du wp14">
+  <w:abstractNum w:abstractNumId="0" w15:restartNumberingAfterBreak="0">
+    <w:nsid w:val="054E239E"/>
+    <w:multiLevelType w:val="hybridMultilevel"/>
+    <w:tmpl w:val="2818867E"/>
+    <w:lvl w:ilvl="0" w:tplc="0409000F">
+      <w:start w:val="1"/>
+      <w:numFmt w:val="decimal"/>
+      <w:lvlText w:val="%1."/>
+      <w:lvlJc w:val="left"/>
+      <w:pPr>
+        <w:ind w:left="720" w:hanging="360"/>
+      </w:pPr>
+      <w:rPr>
+        <w:rFonts w:hint="default"/>
+      </w:rPr>
+    </w:lvl>
+    <w:lvl w:ilvl="1" w:tplc="04090019" w:tentative="1">
+      <w:start w:val="1"/>
+      <w:numFmt w:val="lowerLetter"/>
+      <w:lvlText w:val="%2."/>
+      <w:lvlJc w:val="left"/>
+      <w:pPr>
+        <w:ind w:left="1440" w:hanging="360"/>
+      </w:pPr>
+    </w:lvl>
+    <w:lvl w:ilvl="2" w:tplc="0409001B" w:tentative="1">
+      <w:start w:val="1"/>
+      <w:numFmt w:val="lowerRoman"/>
+      <w:lvlText w:val="%3."/>
+      <w:lvlJc w:val="right"/>
+      <w:pPr>
+        <w:ind w:left="2160" w:hanging="180"/>
+      </w:pPr>
+    </w:lvl>
+    <w:lvl w:ilvl="3" w:tplc="0409000F" w:tentative="1">
+      <w:start w:val="1"/>
+      <w:numFmt w:val="decimal"/>
+      <w:lvlText w:val="%4."/>
+      <w:lvlJc w:val="left"/>
+      <w:pPr>
+        <w:ind w:left="2880" w:hanging="360"/>
+      </w:pPr>
+    </w:lvl>
+    <w:lvl w:ilvl="4" w:tplc="04090019" w:tentative="1">
+      <w:start w:val="1"/>
+      <w:numFmt w:val="lowerLetter"/>
+      <w:lvlText w:val="%5."/>
+      <w:lvlJc w:val="left"/>
+      <w:pPr>
+        <w:ind w:left="3600" w:hanging="360"/>
+      </w:pPr>
+    </w:lvl>
+    <w:lvl w:ilvl="5" w:tplc="0409001B" w:tentative="1">
+      <w:start w:val="1"/>
+      <w:numFmt w:val="lowerRoman"/>
+      <w:lvlText w:val="%6."/>
+      <w:lvlJc w:val="right"/>
+      <w:pPr>
+        <w:ind w:left="4320" w:hanging="180"/>
+      </w:pPr>
+    </w:lvl>
+    <w:lvl w:ilvl="6" w:tplc="0409000F" w:tentative="1">
+      <w:start w:val="1"/>
+      <w:numFmt w:val="decimal"/>
+      <w:lvlText w:val="%7."/>
+      <w:lvlJc w:val="left"/>
+      <w:pPr>
+        <w:ind w:left="5040" w:hanging="360"/>
+      </w:pPr>
+    </w:lvl>
+    <w:lvl w:ilvl="7" w:tplc="04090019" w:tentative="1">
+      <w:start w:val="1"/>
+      <w:numFmt w:val="lowerLetter"/>
+      <w:lvlText w:val="%8."/>
+      <w:lvlJc w:val="left"/>
+      <w:pPr>
+        <w:ind w:left="5760" w:hanging="360"/>
+      </w:pPr>
+    </w:lvl>
+    <w:lvl w:ilvl="8" w:tplc="0409001B" w:tentative="1">
+      <w:start w:val="1"/>
+      <w:numFmt w:val="lowerRoman"/>
+      <w:lvlText w:val="%9."/>
+      <w:lvlJc w:val="right"/>
+      <w:pPr>
+        <w:ind w:left="6480" w:hanging="180"/>
+      </w:pPr>
+    </w:lvl>
+  </w:abstractNum>
+  <w:abstractNum w:abstractNumId="1" w15:restartNumberingAfterBreak="0">
+    <w:nsid w:val="7A1A79F8"/>
+    <w:multiLevelType w:val="multilevel"/>
+    <w:tmpl w:val="C388E34E"/>
+    <w:lvl w:ilvl="0">
+      <w:start w:val="1"/>
+      <w:numFmt w:val="decimal"/>
+      <w:lvlText w:val="%1"/>
+      <w:lvlJc w:val="left"/>
+      <w:pPr>
+        <w:ind w:left="360" w:hanging="360"/>
+      </w:pPr>
+      <w:rPr>
+        <w:rFonts w:hint="default"/>
+      </w:rPr>
+    </w:lvl>
+    <w:lvl w:ilvl="1">
+      <w:start w:val="1"/>
+      <w:numFmt w:val="decimal"/>
+      <w:lvlText w:val="%1.%2"/>
+      <w:lvlJc w:val="left"/>
+      <w:pPr>
+        <w:ind w:left="360" w:hanging="360"/>
+      </w:pPr>
+      <w:rPr>
+        <w:rFonts w:hint="default"/>
+      </w:rPr>
+    </w:lvl>
+    <w:lvl w:ilvl="2">
+      <w:start w:val="1"/>
+      <w:numFmt w:val="decimal"/>
+      <w:lvlText w:val="%1.%2.%3"/>
+      <w:lvlJc w:val="left"/>
+      <w:pPr>
+        <w:ind w:left="720" w:hanging="720"/>
+      </w:pPr>
+      <w:rPr>
+        <w:rFonts w:hint="default"/>
+      </w:rPr>
+    </w:lvl>
+    <w:lvl w:ilvl="3">
+      <w:start w:val="1"/>
+      <w:numFmt w:val="decimal"/>
+      <w:lvlText w:val="%1.%2.%3.%4"/>
+      <w:lvlJc w:val="left"/>
+      <w:pPr>
+        <w:ind w:left="720" w:hanging="720"/>
+      </w:pPr>
+      <w:rPr>
+        <w:rFonts w:hint="default"/>
+      </w:rPr>
+    </w:lvl>
+    <w:lvl w:ilvl="4">
+      <w:start w:val="1"/>
+      <w:numFmt w:val="decimal"/>
+      <w:lvlText w:val="%1.%2.%3.%4.%5"/>
+      <w:lvlJc w:val="left"/>
+      <w:pPr>
+        <w:ind w:left="1080" w:hanging="1080"/>
+      </w:pPr>
+      <w:rPr>
+        <w:rFonts w:hint="default"/>
+      </w:rPr>
+    </w:lvl>
+    <w:lvl w:ilvl="5">
+      <w:start w:val="1"/>
+      <w:numFmt w:val="decimal"/>
+      <w:lvlText w:val="%1.%2.%3.%4.%5.%6"/>
+      <w:lvlJc w:val="left"/>
+      <w:pPr>
+        <w:ind w:left="1080" w:hanging="1080"/>
+      </w:pPr>
+      <w:rPr>
+        <w:rFonts w:hint="default"/>
+      </w:rPr>
+    </w:lvl>
+    <w:lvl w:ilvl="6">
+      <w:start w:val="1"/>
+      <w:numFmt w:val="decimal"/>
+      <w:lvlText w:val="%1.%2.%3.%4.%5.%6.%7"/>
+      <w:lvlJc w:val="left"/>
+      <w:pPr>
+        <w:ind w:left="1440" w:hanging="1440"/>
+      </w:pPr>
+      <w:rPr>
+        <w:rFonts w:hint="default"/>
+      </w:rPr>
+    </w:lvl>
+    <w:lvl w:ilvl="7">
+      <w:start w:val="1"/>
+      <w:numFmt w:val="decimal"/>
+      <w:lvlText w:val="%1.%2.%3.%4.%5.%6.%7.%8"/>
+      <w:lvlJc w:val="left"/>
+      <w:pPr>
+        <w:ind w:left="1440" w:hanging="1440"/>
+      </w:pPr>
+      <w:rPr>
+        <w:rFonts w:hint="default"/>
+      </w:rPr>
+    </w:lvl>
+    <w:lvl w:ilvl="8">
+      <w:start w:val="1"/>
+      <w:numFmt w:val="decimal"/>
+      <w:lvlText w:val="%1.%2.%3.%4.%5.%6.%7.%8.%9"/>
+      <w:lvlJc w:val="left"/>
+      <w:pPr>
+        <w:ind w:left="1800" w:hanging="1800"/>
+      </w:pPr>
+      <w:rPr>
+        <w:rFonts w:hint="default"/>
+      </w:rPr>
+    </w:lvl>
+  </w:abstractNum>
+  <w:num w:numId="1" w16cid:durableId="643123141">
+    <w:abstractNumId w:val="0"/>
+  </w:num>
+  <w:num w:numId="2" w16cid:durableId="1565798329">
+    <w:abstractNumId w:val="1"/>
+  </w:num>
+</w:numbering>
 </file>
 
 <file path=word/styles.xml><?xml version="1.0" encoding="utf-8"?>

--- a/Final Report.docx
+++ b/Final Report.docx
@@ -4857,7 +4857,19 @@
         </w:sdtContent>
       </w:sdt>
       <w:r>
-        <w:t>. Scrum has been successfully applied in the development of telemedicine development by demonstrating its effectiveness in healthcare software projects</w:t>
+        <w:t>. Scrum</w:t>
+      </w:r>
+      <w:r>
+        <w:t xml:space="preserve"> application</w:t>
+      </w:r>
+      <w:r>
+        <w:t xml:space="preserve"> has been </w:t>
+      </w:r>
+      <w:r>
+        <w:t>successful</w:t>
+      </w:r>
+      <w:r>
+        <w:t xml:space="preserve"> in the development of telemedicine development by demonstrating its effectiveness in healthcare software projects</w:t>
       </w:r>
       <w:sdt>
         <w:sdtPr>
@@ -5017,31 +5029,40 @@
         <w:t>platform is illustrated by solid market statistics.</w:t>
       </w:r>
       <w:r>
-        <w:t xml:space="preserve"> In 2024, the global telemedicine market was valued at USD 141.19 billion approximately which is </w:t>
-      </w:r>
-      <w:r>
-        <w:t xml:space="preserve">projected to grow to </w:t>
-      </w:r>
-      <w:r>
-        <w:t xml:space="preserve">USD 380.33 billion by 2030 with a compound annual growth of 17.55% (Grand View Research,2024). Similarly, the global </w:t>
-      </w:r>
-      <w:r>
-        <w:t xml:space="preserve">valuation of AI in </w:t>
+        <w:t xml:space="preserve"> </w:t>
+      </w:r>
+      <w:r>
+        <w:t xml:space="preserve">The value of global telemedicine </w:t>
+      </w:r>
+      <w:r>
+        <w:t>is expected to stand at USD</w:t>
+      </w:r>
+      <w:r>
+        <w:t xml:space="preserve"> 380.33 billion by 2030 at a compound annual growth of 17.55% which was found to be around USD 141.19 billion in 2024(Grand View Research, 2024).</w:t>
+      </w:r>
+      <w:r>
+        <w:t xml:space="preserve"> </w:t>
+      </w:r>
+      <w:r>
+        <w:t>Similarly, the value of AI</w:t>
+      </w:r>
+      <w:r>
+        <w:t xml:space="preserve"> in </w:t>
+      </w:r>
+      <w:r>
+        <w:t xml:space="preserve">global </w:t>
       </w:r>
       <w:r>
         <w:t xml:space="preserve">healthcare market </w:t>
       </w:r>
       <w:r>
-        <w:t xml:space="preserve">was </w:t>
-      </w:r>
-      <w:r>
-        <w:t>USD 26.57 billion in 2024 which</w:t>
-      </w:r>
-      <w:r>
-        <w:t>,</w:t>
-      </w:r>
-      <w:r>
-        <w:t xml:space="preserve"> will </w:t>
+        <w:t>was</w:t>
+      </w:r>
+      <w:r>
+        <w:t xml:space="preserve"> estimated to be </w:t>
+      </w:r>
+      <w:r>
+        <w:t xml:space="preserve">USD 26.57 billion in 2024 which will </w:t>
       </w:r>
       <w:r>
         <w:t xml:space="preserve">be </w:t>
@@ -5056,10 +5077,28 @@
         <w:t xml:space="preserve"> 38.81% compound annual growth rate</w:t>
       </w:r>
       <w:r>
+        <w:t xml:space="preserve"> by 2033</w:t>
+      </w:r>
+      <w:r>
         <w:t xml:space="preserve"> </w:t>
       </w:r>
       <w:r>
-        <w:t xml:space="preserve">(Research and Markets,2024). A study by Microsoft and IDC carried out on 2014 reported that 79% of healthcare organizations are using AI to generate a return of USD 3.20 for </w:t>
+        <w:t xml:space="preserve">(Research and Markets,2024). </w:t>
+      </w:r>
+      <w:r>
+        <w:t xml:space="preserve">Microsoft and IDC carried out </w:t>
+      </w:r>
+      <w:r>
+        <w:t xml:space="preserve">research </w:t>
+      </w:r>
+      <w:r>
+        <w:t xml:space="preserve">on 2014 </w:t>
+      </w:r>
+      <w:r>
+        <w:t>which reported</w:t>
+      </w:r>
+      <w:r>
+        <w:t xml:space="preserve"> 79% of healthcare organizations are using AI to generate a return of USD 3.20 for </w:t>
       </w:r>
       <w:r>
         <w:t>every USD 1 invested (Grand View Research,2024). This data shows the viability of creating intelligent digital platforms on a larger scale. More than half of the global population still lacks the access to essential health services despite the growth of digital platforms which have the potential to address this gap</w:t>

--- a/Final Report.docx
+++ b/Final Report.docx
@@ -5108,6 +5108,132 @@
       </w:r>
       <w:r>
         <w:t>(World Health Organization,2021).</w:t>
+      </w:r>
+    </w:p>
+    <w:p>
+      <w:r>
+        <w:t>2.3 Existing Digital Health platforms and their Shortcomings</w:t>
+      </w:r>
+    </w:p>
+    <w:p>
+      <w:r>
+        <w:t xml:space="preserve">Researchers have conducted extensive studies about the current state of digital health platforms. The cross-sectional research of mobile health applications conducted in India </w:t>
+      </w:r>
+      <w:r>
+        <w:t>discovered that</w:t>
+      </w:r>
+      <w:r>
+        <w:t xml:space="preserve"> </w:t>
+      </w:r>
+      <w:proofErr w:type="spellStart"/>
+      <w:r>
+        <w:t>Practo</w:t>
+      </w:r>
+      <w:proofErr w:type="spellEnd"/>
+      <w:r>
+        <w:t xml:space="preserve">, </w:t>
+      </w:r>
+      <w:proofErr w:type="spellStart"/>
+      <w:proofErr w:type="gramStart"/>
+      <w:r>
+        <w:t>mfine</w:t>
+      </w:r>
+      <w:proofErr w:type="spellEnd"/>
+      <w:r>
+        <w:t xml:space="preserve">,  </w:t>
+      </w:r>
+      <w:proofErr w:type="spellStart"/>
+      <w:r>
+        <w:t>DocsApp</w:t>
+      </w:r>
+      <w:proofErr w:type="spellEnd"/>
+      <w:proofErr w:type="gramEnd"/>
+      <w:r>
+        <w:t>, and Lybrate emerged as the most popular</w:t>
+      </w:r>
+      <w:r>
+        <w:t xml:space="preserve"> applications </w:t>
+      </w:r>
+      <w:r>
+        <w:t>which provided users with</w:t>
+      </w:r>
+      <w:r>
+        <w:t xml:space="preserve"> consultation </w:t>
+      </w:r>
+      <w:r>
+        <w:lastRenderedPageBreak/>
+        <w:t xml:space="preserve">services through chat, audio and video communication </w:t>
+      </w:r>
+      <w:r>
+        <w:t>channels (</w:t>
+      </w:r>
+      <w:r>
+        <w:t>Agarwal and Biswas,2020).</w:t>
+      </w:r>
+      <w:r>
+        <w:t xml:space="preserve"> The study</w:t>
+      </w:r>
+      <w:r>
+        <w:t xml:space="preserve"> found that the platforms achieved extensive reach yet they possessed three major shortcomings, which included the absence of intelligent t</w:t>
+      </w:r>
+      <w:r>
+        <w:t xml:space="preserve">riage systems and the lack of verification procedures for listed practitioners and the failure to provide users with customized recommendations. A similar investigation on limitations of mobile healthcare applications that operate within sub-Saharan African medical systems showed that poor doctor-patient interaction design together with missing symptom-based specialist matching capabilities have weakened both </w:t>
+      </w:r>
+      <w:r>
+        <w:t>consultation</w:t>
+      </w:r>
+      <w:r>
+        <w:t xml:space="preserve"> effectiveness </w:t>
+      </w:r>
+      <w:r>
+        <w:t>and</w:t>
+      </w:r>
+      <w:r>
+        <w:t xml:space="preserve"> patient contentment-Nwabueze and </w:t>
+      </w:r>
+      <w:proofErr w:type="spellStart"/>
+      <w:proofErr w:type="gramStart"/>
+      <w:r>
+        <w:t>Oju</w:t>
+      </w:r>
+      <w:proofErr w:type="spellEnd"/>
+      <w:r>
+        <w:t>(</w:t>
+      </w:r>
+      <w:proofErr w:type="gramEnd"/>
+      <w:r>
+        <w:t>2019). Absence of regulatory oversight</w:t>
+      </w:r>
+      <w:r>
+        <w:t xml:space="preserve"> and</w:t>
+      </w:r>
+      <w:r>
+        <w:t xml:space="preserve"> </w:t>
+      </w:r>
+      <w:r>
+        <w:t>weak data protection measures were discovered</w:t>
+      </w:r>
+      <w:r>
+        <w:t xml:space="preserve"> in the evaluation of mobile medical applications </w:t>
+      </w:r>
+      <w:r>
+        <w:t xml:space="preserve">which endanger patient safety (Kamel </w:t>
+      </w:r>
+      <w:proofErr w:type="spellStart"/>
+      <w:r>
+        <w:t>Boulous</w:t>
+      </w:r>
+      <w:proofErr w:type="spellEnd"/>
+      <w:r>
+        <w:t xml:space="preserve"> </w:t>
+      </w:r>
+      <w:proofErr w:type="gramStart"/>
+      <w:r>
+        <w:t>et.al(</w:t>
+      </w:r>
+      <w:proofErr w:type="gramEnd"/>
+      <w:r>
+        <w:t>2014)). These studies revealed that none of the existing platform has implanted AI for specialist recommendation system along with the authentication of verified doctors and blockchain-protected medical data into one complete system. This project aims to develop this particular solution.</w:t>
       </w:r>
     </w:p>
     <w:p/>

--- a/Final Report.docx
+++ b/Final Report.docx
@@ -5236,6 +5236,49 @@
         <w:t>2014)). These studies revealed that none of the existing platform has implanted AI for specialist recommendation system along with the authentication of verified doctors and blockchain-protected medical data into one complete system. This project aims to develop this particular solution.</w:t>
       </w:r>
     </w:p>
+    <w:p>
+      <w:r>
+        <w:t xml:space="preserve">2.4 </w:t>
+      </w:r>
+      <w:r>
+        <w:t>Artificial</w:t>
+      </w:r>
+      <w:r>
+        <w:t xml:space="preserve"> Intelligence and Machine Learning for personalized Recommendation</w:t>
+      </w:r>
+    </w:p>
+    <w:p>
+      <w:r>
+        <w:t xml:space="preserve">The detailed study found that machine learning algorithms like random forests, neural networks and support vector machine models have a high degree accuracy in diverse clinical domains where they outperform human triaging in many instances (Ahsab et. al (2022). The personalized mapping of symptoms to disease through a recommendation system using machine learning accurately recommends medical experts with a 97% accuracy rate which exceeds those achieved through traditional self-referral processes (Hassan and </w:t>
+      </w:r>
+      <w:proofErr w:type="gramStart"/>
+      <w:r>
+        <w:t>Elagamy(</w:t>
+      </w:r>
+      <w:proofErr w:type="gramEnd"/>
+      <w:r>
+        <w:t>2025). Artificial intelligence in medicine is moving away from specialized AI applications to clinical decision-making systems that continuously learn from interactions with patients (Guo et al. (2024)).</w:t>
+      </w:r>
+      <w:r>
+        <w:t xml:space="preserve"> AI recommendations are unreliable in unbalanced datasets with demographic considerations </w:t>
+      </w:r>
+      <w:proofErr w:type="gramStart"/>
+      <w:r>
+        <w:t>overlooked(</w:t>
+      </w:r>
+      <w:proofErr w:type="gramEnd"/>
+      <w:r>
+        <w:t xml:space="preserve">Iqbal </w:t>
+      </w:r>
+      <w:proofErr w:type="gramStart"/>
+      <w:r>
+        <w:t>et al.(</w:t>
+      </w:r>
+      <w:proofErr w:type="gramEnd"/>
+      <w:r>
+        <w:t xml:space="preserve">2024). </w:t>
+      </w:r>
+    </w:p>
     <w:p/>
     <w:p/>
     <w:p/>
@@ -5261,7 +5304,6 @@
       </w:pPr>
       <w:bookmarkStart w:id="9" w:name="_Toc226061231"/>
       <w:r>
-        <w:lastRenderedPageBreak/>
         <w:t>Chapter 3: Review of Technology</w:t>
       </w:r>
       <w:bookmarkEnd w:id="9"/>
@@ -5548,6 +5590,7 @@
                 <w:rPr>
                   <w:noProof/>
                 </w:rPr>
+                <w:lastRenderedPageBreak/>
                 <w:t xml:space="preserve">Schwaber, K. &amp; Sutherland, J., 2020. The Definitive Guide to Scrum: The Rules of the Game. </w:t>
               </w:r>
               <w:r>
@@ -5622,7 +5665,6 @@
       </w:pPr>
       <w:bookmarkStart w:id="18" w:name="_Toc226061240"/>
       <w:r>
-        <w:lastRenderedPageBreak/>
         <w:t>Appendices</w:t>
       </w:r>
       <w:bookmarkEnd w:id="18"/>

--- a/Final Report.docx
+++ b/Final Report.docx
@@ -5249,34 +5249,143 @@
     </w:p>
     <w:p>
       <w:r>
-        <w:t xml:space="preserve">The detailed study found that machine learning algorithms like random forests, neural networks and support vector machine models have a high degree accuracy in diverse clinical domains where they outperform human triaging in many instances (Ahsab et. al (2022). The personalized mapping of symptoms to disease through a recommendation system using machine learning accurately recommends medical experts with a 97% accuracy rate which exceeds those achieved through traditional self-referral processes (Hassan and </w:t>
+        <w:t xml:space="preserve">The detailed study found that machine learning algorithms like random forests, neural networks and support vector machine models have a high degree accuracy in diverse clinical domains where they outperform human triaging in many instances (Ahsab et. al (2022). The personalized </w:t>
+      </w:r>
+      <w:r>
+        <w:t xml:space="preserve">symptom-disease </w:t>
+      </w:r>
+      <w:r>
+        <w:t xml:space="preserve">mapping </w:t>
+      </w:r>
+      <w:r>
+        <w:t xml:space="preserve">using </w:t>
+      </w:r>
+      <w:r>
+        <w:t xml:space="preserve">recommendation system </w:t>
+      </w:r>
+      <w:r>
+        <w:t>with</w:t>
+      </w:r>
+      <w:r>
+        <w:t xml:space="preserve"> machine learning</w:t>
+      </w:r>
+      <w:r>
+        <w:t xml:space="preserve"> algorithms</w:t>
+      </w:r>
+      <w:r>
+        <w:t xml:space="preserve"> </w:t>
+      </w:r>
+      <w:r>
+        <w:t xml:space="preserve">is </w:t>
+      </w:r>
+      <w:r>
+        <w:t>quite</w:t>
+      </w:r>
+      <w:r>
+        <w:t xml:space="preserve"> accurate</w:t>
+      </w:r>
+      <w:r>
+        <w:t xml:space="preserve"> with a 97% accuracy rate which </w:t>
+      </w:r>
+      <w:r>
+        <w:t xml:space="preserve">is better than the </w:t>
+      </w:r>
+      <w:r>
+        <w:t>result achieved</w:t>
+      </w:r>
+      <w:r>
+        <w:t xml:space="preserve"> through traditional self-refer</w:t>
+      </w:r>
+      <w:r>
+        <w:t>ence</w:t>
+      </w:r>
+      <w:r>
+        <w:t xml:space="preserve"> processes (Hassan and Elagamy</w:t>
+      </w:r>
+      <w:r>
+        <w:t xml:space="preserve"> </w:t>
+      </w:r>
+      <w:r>
+        <w:t xml:space="preserve">(2025). </w:t>
+      </w:r>
+      <w:r>
+        <w:t>The field of AI with</w:t>
+      </w:r>
+      <w:r>
+        <w:t xml:space="preserve">in medicine </w:t>
+      </w:r>
+      <w:r>
+        <w:t xml:space="preserve">has diverted its focus from specific AI models to clinical decision-making system which is continuously improved based on the interactions with their clients </w:t>
+      </w:r>
+      <w:r>
+        <w:t>(Guo et al. (2024)).</w:t>
+      </w:r>
+      <w:r>
+        <w:t xml:space="preserve"> </w:t>
+      </w:r>
+      <w:r>
+        <w:t>R</w:t>
+      </w:r>
+      <w:r>
+        <w:t xml:space="preserve">ecommendations </w:t>
+      </w:r>
+      <w:r>
+        <w:t>made by AI models cannot be considered reliable if they are applied to imbalanced datasets that do not consider some demographics (</w:t>
+      </w:r>
+      <w:r>
+        <w:t xml:space="preserve">Iqbal </w:t>
       </w:r>
       <w:proofErr w:type="gramStart"/>
       <w:r>
-        <w:t>Elagamy(</w:t>
+        <w:t>et al.(</w:t>
       </w:r>
       <w:proofErr w:type="gramEnd"/>
       <w:r>
-        <w:t>2025). Artificial intelligence in medicine is moving away from specialized AI applications to clinical decision-making systems that continuously learn from interactions with patients (Guo et al. (2024)).</w:t>
-      </w:r>
-      <w:r>
-        <w:t xml:space="preserve"> AI recommendations are unreliable in unbalanced datasets with demographic considerations </w:t>
-      </w:r>
-      <w:proofErr w:type="gramStart"/>
-      <w:r>
-        <w:t>overlooked(</w:t>
-      </w:r>
-      <w:proofErr w:type="gramEnd"/>
-      <w:r>
-        <w:t xml:space="preserve">Iqbal </w:t>
-      </w:r>
-      <w:proofErr w:type="gramStart"/>
-      <w:r>
-        <w:t>et al.(</w:t>
-      </w:r>
-      <w:proofErr w:type="gramEnd"/>
-      <w:r>
         <w:t xml:space="preserve">2024). </w:t>
+      </w:r>
+      <w:r>
+        <w:t>To address this, Kaggle symptom-disease datasets are preprocessed to ensure balance representation before training.</w:t>
+      </w:r>
+    </w:p>
+    <w:p>
+      <w:r>
+        <w:t>2.5 Blockchain technology for the Security of Medical Records</w:t>
+      </w:r>
+    </w:p>
+    <w:p>
+      <w:r>
+        <w:t xml:space="preserve">The security of patient data is still a concern in digital healthcare. </w:t>
+      </w:r>
+      <w:r>
+        <w:t>Over 133 million patient records have been breached in 2023 which especially highlights the importance of Blockchain (</w:t>
+      </w:r>
+      <w:proofErr w:type="spellStart"/>
+      <w:r>
+        <w:t>Daaloul</w:t>
+      </w:r>
+      <w:proofErr w:type="spellEnd"/>
+      <w:r>
+        <w:t xml:space="preserve"> et al.,2023). </w:t>
+      </w:r>
+      <w:r>
+        <w:t>A decentralized structure is provided by Blockchain creating tamper-proof records which do not require verification of data through central authorities (Mougayar,2016). Decentralized blockchain networks minimize the risks of illegal data changes</w:t>
+      </w:r>
+      <w:r>
+        <w:t xml:space="preserve"> to protect the privacy of patients (</w:t>
+      </w:r>
+      <w:proofErr w:type="spellStart"/>
+      <w:r>
+        <w:t>kiania</w:t>
+      </w:r>
+      <w:proofErr w:type="spellEnd"/>
+      <w:r>
+        <w:t xml:space="preserve"> et al. (2023))</w:t>
+      </w:r>
+      <w:r>
+        <w:t>.</w:t>
+      </w:r>
+      <w:r>
+        <w:t xml:space="preserve"> In this project Blockchain is employed to store prescription for patients and verification of doctor to ensure data integrity.</w:t>
       </w:r>
     </w:p>
     <w:p/>
@@ -5512,6 +5621,7 @@
                 <w:rPr>
                   <w:noProof/>
                 </w:rPr>
+                <w:lastRenderedPageBreak/>
                 <w:t xml:space="preserve">Bin, K. J. et al., 2021. Building an outpatient telemedicine care pilot using Scrum-like framework within a medical residency program. </w:t>
               </w:r>
             </w:p>
@@ -5590,7 +5700,6 @@
                 <w:rPr>
                   <w:noProof/>
                 </w:rPr>
-                <w:lastRenderedPageBreak/>
                 <w:t xml:space="preserve">Schwaber, K. &amp; Sutherland, J., 2020. The Definitive Guide to Scrum: The Rules of the Game. </w:t>
               </w:r>
               <w:r>

--- a/Final Report.docx
+++ b/Final Report.docx
@@ -5388,6 +5388,61 @@
         <w:t xml:space="preserve"> In this project Blockchain is employed to store prescription for patients and verification of doctor to ensure data integrity.</w:t>
       </w:r>
     </w:p>
+    <w:p>
+      <w:r>
+        <w:t>2.6 Location-Based Services in Healthcare Access</w:t>
+      </w:r>
+    </w:p>
+    <w:p>
+      <w:r>
+        <w:t xml:space="preserve">The integration of location-based service in healthcare platform is an interesting topic for researchers. Researchers have found that </w:t>
+      </w:r>
+      <w:r>
+        <w:t>indicating</w:t>
+      </w:r>
+      <w:r>
+        <w:t xml:space="preserve"> nearby hospitals or pharmacies would be highly beneficial for regions with insufficient</w:t>
+      </w:r>
+      <w:r>
+        <w:t xml:space="preserve"> healthcare infrastructure</w:t>
+      </w:r>
+      <w:r>
+        <w:t xml:space="preserve"> (</w:t>
+      </w:r>
+      <w:r>
+        <w:t>Ismail et al.,2024)</w:t>
+      </w:r>
+      <w:r>
+        <w:t xml:space="preserve">. </w:t>
+      </w:r>
+      <w:r>
+        <w:t xml:space="preserve">According to some research results, individuals who find it easy to locate any health care services would seek for medical care sooner than people who find difficulties in locating such </w:t>
+      </w:r>
+      <w:r>
+        <w:t>c</w:t>
+      </w:r>
+      <w:r>
+        <w:t>enters</w:t>
+      </w:r>
+      <w:r>
+        <w:t xml:space="preserve"> </w:t>
+      </w:r>
+      <w:r>
+        <w:t xml:space="preserve">(World Health Organization,2023). OpenStreetMap is one of the open-source mapping solutions that provides reliable and accurate map functionality which is a practical choice </w:t>
+      </w:r>
+      <w:r>
+        <w:t>for an</w:t>
+      </w:r>
+      <w:r>
+        <w:t xml:space="preserve"> academic </w:t>
+      </w:r>
+      <w:r>
+        <w:t>project (</w:t>
+      </w:r>
+      <w:r>
+        <w:t>OpenStreetMap Contriburors,2024).</w:t>
+      </w:r>
+    </w:p>
     <w:p/>
     <w:p/>
     <w:p/>
@@ -5413,6 +5468,7 @@
       </w:pPr>
       <w:bookmarkStart w:id="9" w:name="_Toc226061231"/>
       <w:r>
+        <w:lastRenderedPageBreak/>
         <w:t>Chapter 3: Review of Technology</w:t>
       </w:r>
       <w:bookmarkEnd w:id="9"/>
@@ -5621,7 +5677,6 @@
                 <w:rPr>
                   <w:noProof/>
                 </w:rPr>
-                <w:lastRenderedPageBreak/>
                 <w:t xml:space="preserve">Bin, K. J. et al., 2021. Building an outpatient telemedicine care pilot using Scrum-like framework within a medical residency program. </w:t>
               </w:r>
             </w:p>
@@ -5774,6 +5829,7 @@
       </w:pPr>
       <w:bookmarkStart w:id="18" w:name="_Toc226061240"/>
       <w:r>
+        <w:lastRenderedPageBreak/>
         <w:t>Appendices</w:t>
       </w:r>
       <w:bookmarkEnd w:id="18"/>

--- a/Final Report.docx
+++ b/Final Report.docx
@@ -5134,7 +5134,6 @@
         <w:t xml:space="preserve">, </w:t>
       </w:r>
       <w:proofErr w:type="spellStart"/>
-      <w:proofErr w:type="gramStart"/>
       <w:r>
         <w:t>mfine</w:t>
       </w:r>
@@ -5147,7 +5146,6 @@
         <w:t>DocsApp</w:t>
       </w:r>
       <w:proofErr w:type="spellEnd"/>
-      <w:proofErr w:type="gramEnd"/>
       <w:r>
         <w:t>, and Lybrate emerged as the most popular</w:t>
       </w:r>
@@ -5192,17 +5190,12 @@
         <w:t xml:space="preserve"> patient contentment-Nwabueze and </w:t>
       </w:r>
       <w:proofErr w:type="spellStart"/>
-      <w:proofErr w:type="gramStart"/>
       <w:r>
         <w:t>Oju</w:t>
       </w:r>
       <w:proofErr w:type="spellEnd"/>
       <w:r>
-        <w:t>(</w:t>
-      </w:r>
-      <w:proofErr w:type="gramEnd"/>
-      <w:r>
-        <w:t>2019). Absence of regulatory oversight</w:t>
+        <w:t>(2019). Absence of regulatory oversight</w:t>
       </w:r>
       <w:r>
         <w:t xml:space="preserve"> and</w:t>
@@ -5225,15 +5218,7 @@
       </w:r>
       <w:proofErr w:type="spellEnd"/>
       <w:r>
-        <w:t xml:space="preserve"> </w:t>
-      </w:r>
-      <w:proofErr w:type="gramStart"/>
-      <w:r>
-        <w:t>et.al(</w:t>
-      </w:r>
-      <w:proofErr w:type="gramEnd"/>
-      <w:r>
-        <w:t>2014)). These studies revealed that none of the existing platform has implanted AI for specialist recommendation system along with the authentication of verified doctors and blockchain-protected medical data into one complete system. This project aims to develop this particular solution.</w:t>
+        <w:t xml:space="preserve"> et.al(2014)). These studies revealed that none of the existing platform has implanted AI for specialist recommendation system along with the authentication of verified doctors and blockchain-protected medical data into one complete system. This project aims to develop this particular solution.</w:t>
       </w:r>
     </w:p>
     <w:p>
@@ -5333,15 +5318,7 @@
         <w:t>made by AI models cannot be considered reliable if they are applied to imbalanced datasets that do not consider some demographics (</w:t>
       </w:r>
       <w:r>
-        <w:t xml:space="preserve">Iqbal </w:t>
-      </w:r>
-      <w:proofErr w:type="gramStart"/>
-      <w:r>
-        <w:t>et al.(</w:t>
-      </w:r>
-      <w:proofErr w:type="gramEnd"/>
-      <w:r>
-        <w:t xml:space="preserve">2024). </w:t>
+        <w:t xml:space="preserve">Iqbal et al.(2024). </w:t>
       </w:r>
       <w:r>
         <w:t>To address this, Kaggle symptom-disease datasets are preprocessed to ensure balance representation before training.</w:t>
@@ -5443,10 +5420,54 @@
         <w:t>OpenStreetMap Contriburors,2024).</w:t>
       </w:r>
     </w:p>
-    <w:p/>
-    <w:p/>
-    <w:p/>
-    <w:p/>
+    <w:p>
+      <w:r>
+        <w:lastRenderedPageBreak/>
+        <w:t>2.7 Future Scope: Emergency Services and Medicine Delivery</w:t>
+      </w:r>
+    </w:p>
+    <w:p>
+      <w:r>
+        <w:t xml:space="preserve">The current platform does not include response for real-time emergency or automated delivery of medicine. However, both the areas hold significant potentials for the development in the future. A machine learning model has been developed for the dispatch of ambulance which can predict the severity of emergency case within seconds unfolding the significance of </w:t>
+      </w:r>
+      <w:r>
+        <w:t>AI in</w:t>
+      </w:r>
+      <w:r>
+        <w:t xml:space="preserve"> emergency medical services to reduce time</w:t>
+      </w:r>
+      <w:r>
+        <w:t xml:space="preserve"> (Wang et al.,2023)</w:t>
+      </w:r>
+      <w:r>
+        <w:t>.</w:t>
+      </w:r>
+      <w:r>
+        <w:t xml:space="preserve"> There is additional research that has shown that when dispatch centers are integrated with Google Maps, the period of identifying suitable emergency department based on real-time bed availability is shortened (PMC,2024).</w:t>
+      </w:r>
+    </w:p>
+    <w:p>
+      <w:r>
+        <w:t xml:space="preserve">The adoption of e-pharmacy for medicine delivery in developing region has grown by over 60% </w:t>
+      </w:r>
+      <w:r>
+        <w:t>annually (</w:t>
+      </w:r>
+      <w:r>
+        <w:t xml:space="preserve">Dcruz st al.,2022). Similarly, </w:t>
+      </w:r>
+      <w:r>
+        <w:t>while online pharmaceutical sales increased by around 45% in several European markets after the COVID-19 pandemic (</w:t>
+      </w:r>
+      <w:proofErr w:type="spellStart"/>
+      <w:r>
+        <w:t>Fittler</w:t>
+      </w:r>
+      <w:proofErr w:type="spellEnd"/>
+      <w:r>
+        <w:t xml:space="preserve"> et al., 2022). Adding automated medicine delivery after digital consultations would be a natural extension of this platform and should be explored in future research.</w:t>
+      </w:r>
+    </w:p>
     <w:p/>
     <w:p/>
     <w:p/>
@@ -6631,7 +6652,6 @@
   <w:style w:type="character" w:default="1" w:styleId="DefaultParagraphFont">
     <w:name w:val="Default Paragraph Font"/>
     <w:uiPriority w:val="1"/>
-    <w:semiHidden/>
     <w:unhideWhenUsed/>
   </w:style>
   <w:style w:type="table" w:default="1" w:styleId="TableNormal">

--- a/Final Report.docx
+++ b/Final Report.docx
@@ -5125,29 +5125,8 @@
       <w:r>
         <w:t xml:space="preserve"> </w:t>
       </w:r>
-      <w:proofErr w:type="spellStart"/>
-      <w:r>
-        <w:t>Practo</w:t>
-      </w:r>
-      <w:proofErr w:type="spellEnd"/>
-      <w:r>
-        <w:t xml:space="preserve">, </w:t>
-      </w:r>
-      <w:proofErr w:type="spellStart"/>
-      <w:r>
-        <w:t>mfine</w:t>
-      </w:r>
-      <w:proofErr w:type="spellEnd"/>
-      <w:r>
-        <w:t xml:space="preserve">,  </w:t>
-      </w:r>
-      <w:proofErr w:type="spellStart"/>
-      <w:r>
-        <w:t>DocsApp</w:t>
-      </w:r>
-      <w:proofErr w:type="spellEnd"/>
-      <w:r>
-        <w:t>, and Lybrate emerged as the most popular</w:t>
+      <w:r>
+        <w:t>Practo, mfine,  DocsApp, and Lybrate emerged as the most popular</w:t>
       </w:r>
       <w:r>
         <w:t xml:space="preserve"> applications </w:t>
@@ -5187,15 +5166,7 @@
         <w:t>and</w:t>
       </w:r>
       <w:r>
-        <w:t xml:space="preserve"> patient contentment-Nwabueze and </w:t>
-      </w:r>
-      <w:proofErr w:type="spellStart"/>
-      <w:r>
-        <w:t>Oju</w:t>
-      </w:r>
-      <w:proofErr w:type="spellEnd"/>
-      <w:r>
-        <w:t>(2019). Absence of regulatory oversight</w:t>
+        <w:t xml:space="preserve"> patient contentment-Nwabueze and Oju(2019). Absence of regulatory oversight</w:t>
       </w:r>
       <w:r>
         <w:t xml:space="preserve"> and</w:t>
@@ -5210,15 +5181,7 @@
         <w:t xml:space="preserve"> in the evaluation of mobile medical applications </w:t>
       </w:r>
       <w:r>
-        <w:t xml:space="preserve">which endanger patient safety (Kamel </w:t>
-      </w:r>
-      <w:proofErr w:type="spellStart"/>
-      <w:r>
-        <w:t>Boulous</w:t>
-      </w:r>
-      <w:proofErr w:type="spellEnd"/>
-      <w:r>
-        <w:t xml:space="preserve"> et.al(2014)). These studies revealed that none of the existing platform has implanted AI for specialist recommendation system along with the authentication of verified doctors and blockchain-protected medical data into one complete system. This project aims to develop this particular solution.</w:t>
+        <w:t>which endanger patient safety (Kamel Boulous et.al(2014)). These studies revealed that none of the existing platform has implanted AI for specialist recommendation system along with the authentication of verified doctors and blockchain-protected medical data into one complete system. This project aims to develop this particular solution.</w:t>
       </w:r>
     </w:p>
     <w:p>
@@ -5334,29 +5297,13 @@
         <w:t xml:space="preserve">The security of patient data is still a concern in digital healthcare. </w:t>
       </w:r>
       <w:r>
-        <w:t>Over 133 million patient records have been breached in 2023 which especially highlights the importance of Blockchain (</w:t>
-      </w:r>
-      <w:proofErr w:type="spellStart"/>
-      <w:r>
-        <w:t>Daaloul</w:t>
-      </w:r>
-      <w:proofErr w:type="spellEnd"/>
-      <w:r>
-        <w:t xml:space="preserve"> et al.,2023). </w:t>
+        <w:t xml:space="preserve">Over 133 million patient records have been breached in 2023 which especially highlights the importance of Blockchain (Daaloul et al.,2023). </w:t>
       </w:r>
       <w:r>
         <w:t>A decentralized structure is provided by Blockchain creating tamper-proof records which do not require verification of data through central authorities (Mougayar,2016). Decentralized blockchain networks minimize the risks of illegal data changes</w:t>
       </w:r>
       <w:r>
-        <w:t xml:space="preserve"> to protect the privacy of patients (</w:t>
-      </w:r>
-      <w:proofErr w:type="spellStart"/>
-      <w:r>
-        <w:t>kiania</w:t>
-      </w:r>
-      <w:proofErr w:type="spellEnd"/>
-      <w:r>
-        <w:t xml:space="preserve"> et al. (2023))</w:t>
+        <w:t xml:space="preserve"> to protect the privacy of patients (kiania et al. (2023))</w:t>
       </w:r>
       <w:r>
         <w:t>.</w:t>
@@ -5457,15 +5404,37 @@
         <w:t xml:space="preserve">Dcruz st al.,2022). Similarly, </w:t>
       </w:r>
       <w:r>
-        <w:t>while online pharmaceutical sales increased by around 45% in several European markets after the COVID-19 pandemic (</w:t>
-      </w:r>
-      <w:proofErr w:type="spellStart"/>
-      <w:r>
-        <w:t>Fittler</w:t>
-      </w:r>
-      <w:proofErr w:type="spellEnd"/>
-      <w:r>
-        <w:t xml:space="preserve"> et al., 2022). Adding automated medicine delivery after digital consultations would be a natural extension of this platform and should be explored in future research.</w:t>
+        <w:t>while online pharmaceutical sales increased by around 45% in several European markets after the COVID-19 pandemic (Fittler et al., 2022). Adding automated medicine delivery after digital consultations would be a natural extension of this platform and should be explored in future research.</w:t>
+      </w:r>
+    </w:p>
+    <w:p>
+      <w:r>
+        <w:t>2.8 Summary and Research gap</w:t>
+      </w:r>
+    </w:p>
+    <w:p>
+      <w:r>
+        <w:t xml:space="preserve">This literature has highlighted on four major findings. Digital healthcare has experience worldwide growth because of its powerful commercial and health benefits. The existing platforms have not </w:t>
+      </w:r>
+      <w:r>
+        <w:t>yet successfully integrated intelligent recommendation system with security and location-based services. The individual functions of AI recommendation and blockchain security is highly celebrated but their combined operation on a single platform still requires further investigation. Emergency services and medical delivery systems represent important research areas which extend beyond the boundaries of the current project.</w:t>
+      </w:r>
+    </w:p>
+    <w:p>
+      <w:r>
+        <w:t xml:space="preserve">This project has achieved its research objectives through unified implementation of AI recommendation and blockchain security with location-based services in an accessible platform. The existing research limitations have </w:t>
+      </w:r>
+      <w:r>
+        <w:t>slightly received</w:t>
+      </w:r>
+      <w:r>
+        <w:t xml:space="preserve"> practical</w:t>
+      </w:r>
+      <w:r>
+        <w:t xml:space="preserve"> solutions through this study.</w:t>
+      </w:r>
+      <w:r>
+        <w:t xml:space="preserve"> </w:t>
       </w:r>
     </w:p>
     <w:p/>
@@ -5489,7 +5458,6 @@
       </w:pPr>
       <w:bookmarkStart w:id="9" w:name="_Toc226061231"/>
       <w:r>
-        <w:lastRenderedPageBreak/>
         <w:t>Chapter 3: Review of Technology</w:t>
       </w:r>
       <w:bookmarkEnd w:id="9"/>
@@ -5798,6 +5766,7 @@
                 <w:rPr>
                   <w:noProof/>
                 </w:rPr>
+                <w:lastRenderedPageBreak/>
                 <w:t xml:space="preserve">Taherdoost, H., 2023. Privacy and Security of Blockchain in Healthcare: Applications, Challenges, and Future Perspectives. </w:t>
               </w:r>
             </w:p>
@@ -5850,7 +5819,6 @@
       </w:pPr>
       <w:bookmarkStart w:id="18" w:name="_Toc226061240"/>
       <w:r>
-        <w:lastRenderedPageBreak/>
         <w:t>Appendices</w:t>
       </w:r>
       <w:bookmarkEnd w:id="18"/>
@@ -6652,6 +6620,7 @@
   <w:style w:type="character" w:default="1" w:styleId="DefaultParagraphFont">
     <w:name w:val="Default Paragraph Font"/>
     <w:uiPriority w:val="1"/>
+    <w:semiHidden/>
     <w:unhideWhenUsed/>
   </w:style>
   <w:style w:type="table" w:default="1" w:styleId="TableNormal">
